--- a/report/QROrder.docx
+++ b/report/QROrder.docx
@@ -5328,8 +5328,6 @@
       <w:r>
         <w:fldChar w:fldCharType="end"/>
       </w:r>
-      <w:bookmarkStart w:id="114" w:name="_GoBack"/>
-      <w:bookmarkEnd w:id="114"/>
     </w:p>
     <w:p>
       <w:r>
@@ -6669,7 +6667,23 @@
         <w:t>ứng dụng mạng</w:t>
       </w:r>
       <w:r>
-        <w:t xml:space="preserve"> điển hình với nhiều vấn đề không tầm thường: điện thoại của khách và máy tính bảng của bếp dùng Wi-Fi có thể chập chờn; khách có thể bấm "Đặt món" hai lần hoặc trình duyệt tự gửi lại khi không nhận được phản hồi; nhiều đầu bếp cùng thao tác trên một món; nhiều điện thoại cùng một bàn cùng đặt món, cùng thanh toán. Nếu xử lý không cẩn thận, bếp sẽ mất đơn, đơn bị nhân đôi hoặc trạng thái món bị ghi đè.</w:t>
+        <w:t xml:space="preserve"> điển hình với nhiều vấn đề không </w:t>
+      </w:r>
+      <w:r>
+        <w:rPr>
+          <w:lang w:val="en-US"/>
+        </w:rPr>
+        <w:t>đơ</w:t>
+      </w:r>
+      <w:r>
+        <w:rPr>
+          <w:rFonts w:hint="default"/>
+          <w:lang w:val="en-US"/>
+        </w:rPr>
+        <w:t>n giản</w:t>
+      </w:r>
+      <w:r>
+        <w:t>: điện thoại của khách và máy tính bảng của bếp dùng Wi-Fi có thể chập chờn; khách có thể bấm "Đặt món" hai lần hoặc trình duyệt tự gửi lại khi không nhận được phản hồi; nhiều đầu bếp cùng thao tác trên một món; nhiều điện thoại cùng một bàn cùng đặt món, cùng thanh toán. Nếu xử lý không cẩn thận, bếp sẽ mất đơn, đơn bị nhân đôi hoặc trạng thái món bị ghi đè.</w:t>
       </w:r>
     </w:p>
     <w:p>
@@ -6750,7 +6764,17 @@
         <w:t>không mất, không trùng</w:t>
       </w:r>
       <w:r>
-        <w:t xml:space="preserve"> kể cả khi bếp rớt mạng (số thứ tự sự kiện, báo nhận, phát bù) và khi khách gửi lặp (khoá idempotency).</w:t>
+        <w:t xml:space="preserve"> kể cả khi bếp </w:t>
+      </w:r>
+      <w:r>
+        <w:rPr>
+          <w:rFonts w:hint="default"/>
+          <w:lang w:val="en-US"/>
+        </w:rPr>
+        <w:t xml:space="preserve">mất </w:t>
+      </w:r>
+      <w:r>
+        <w:t>mạng (số thứ tự sự kiện, báo nhận, phát bù) và khi khách gửi lặp (khoá idempotency).</w:t>
       </w:r>
     </w:p>
     <w:p>
@@ -7207,7 +7231,16 @@
         <w:t>không mất đơn</w:t>
       </w:r>
       <w:r>
-        <w:t xml:space="preserve"> khi màn hình bếp rớt mạng, </w:t>
+        <w:t xml:space="preserve"> khi màn hình bếp </w:t>
+      </w:r>
+      <w:r>
+        <w:rPr>
+          <w:lang w:val="en-US"/>
+        </w:rPr>
+        <w:t>mất mạng</w:t>
+      </w:r>
+      <w:r>
+        <w:t xml:space="preserve">, </w:t>
       </w:r>
       <w:r>
         <w:rPr>
@@ -8566,7 +8599,25 @@
         <w:t>trong phạm vi một kết nối</w:t>
       </w:r>
       <w:r>
-        <w:t>. Khi Wi-Fi của máy tính bảng bếp rớt, kết nối TCP cũ bị đóng; dữ liệu đang gửi dở trên kết nối đó mất, và kết nối mới mở lại sau đó không biết gì về phần đã mất. Ngoài ra, khi mạng rớt mà không có gói FIN/RST (kết nối "nửa mở"), hai bên có thể không biết kết nối đã chết trong nhiều phút. Vì vậy ứng dụng phải tự đánh số sự kiện, tự phát hiện kết nối chết (heart-beat) và tự yêu cầu gửi bù – đúng như lập luận "end-to-end" trong thiết kế hệ thống mạng.</w:t>
+        <w:t xml:space="preserve">. Khi Wi-Fi của máy tính bảng bếp </w:t>
+      </w:r>
+      <w:r>
+        <w:rPr>
+          <w:lang w:val="en-US"/>
+        </w:rPr>
+        <w:t>mất</w:t>
+      </w:r>
+      <w:r>
+        <w:t xml:space="preserve">, kết nối TCP cũ bị đóng; dữ liệu đang gửi dở trên kết nối đó mất, và kết nối mới mở lại sau đó không biết gì về phần đã mất. Ngoài ra, khi mạng </w:t>
+      </w:r>
+      <w:r>
+        <w:rPr>
+          <w:lang w:val="en-US"/>
+        </w:rPr>
+        <w:t>mất</w:t>
+      </w:r>
+      <w:r>
+        <w:t xml:space="preserve"> mà không có gói FIN/RST (kết nối "nửa mở"), hai bên có thể không biết kết nối đã chết trong nhiều phút. Vì vậy ứng dụng phải tự đánh số sự kiện, tự phát hiện kết nối chết (heart-beat) và tự yêu cầu gửi bù – đúng như lập luận "end-to-end" trong thiết kế hệ thống mạng.</w:t>
       </w:r>
     </w:p>
     <w:p>
@@ -10913,10 +10964,12 @@
         <w:ind w:firstLine="0"/>
         <w:jc w:val="center"/>
       </w:pPr>
+      <w:bookmarkStart w:id="114" w:name="_GoBack"/>
+      <w:bookmarkEnd w:id="114"/>
       <w:r>
         <w:drawing>
           <wp:inline distT="0" distB="0" distL="0" distR="0">
-            <wp:extent cx="5579745" cy="4583430"/>
+            <wp:extent cx="5579745" cy="4862349"/>
             <wp:effectExtent l="0" t="0" r="0" b="0"/>
             <wp:docPr id="102" name="Hình 102"/>
             <wp:cNvGraphicFramePr>
@@ -10940,7 +10993,7 @@
                   <pic:spPr>
                     <a:xfrm>
                       <a:off x="0" y="0"/>
-                      <a:ext cx="5580000" cy="4583571"/>
+                      <a:ext cx="5580000" cy="4862349"/>
                     </a:xfrm>
                     <a:prstGeom prst="rect">
                       <a:avLst/>
@@ -11022,7 +11075,16 @@
         <w:t>máy chủ là nguồn sự thật duy nhất, client chỉ hiển thị và gửi yêu cầu</w:t>
       </w:r>
       <w:r>
-        <w:t>. Không client nào tự quyết định giá tiền, tồn kho, trạng thái món hay kết quả thanh toán; mọi quyết định đó được máy chủ đưa ra trong một giao dịch CSDL rồi mới thông báo cho các client liên quan. Nhờ vậy dù có nhiều client cùng thao tác, rớt mạng hay gửi lặp, dữ liệu vẫn nhất quán.</w:t>
+        <w:t xml:space="preserve">. Không client nào tự quyết định giá tiền, tồn kho, trạng thái món hay kết quả thanh toán; mọi quyết định đó được máy chủ đưa ra trong một giao dịch CSDL rồi mới thông báo cho các client liên quan. Nhờ vậy dù có nhiều client cùng thao tác, </w:t>
+      </w:r>
+      <w:r>
+        <w:rPr>
+          <w:lang w:val="en-US"/>
+        </w:rPr>
+        <w:t>mất mạng</w:t>
+      </w:r>
+      <w:r>
+        <w:t xml:space="preserve"> hay gửi lặp, dữ liệu vẫn nhất quán.</w:t>
       </w:r>
     </w:p>
     <w:p>
@@ -13705,7 +13767,16 @@
     </w:p>
     <w:p>
       <w:r>
-        <w:t xml:space="preserve">Hình 3.4 mô tả cách màn hình bếp không bị mất đơn khi rớt mạng. Bếp giữ ba giá trị: tập </w:t>
+        <w:t xml:space="preserve">Hình 3.4 mô tả cách màn hình bếp không bị mất đơn khi </w:t>
+      </w:r>
+      <w:r>
+        <w:rPr>
+          <w:lang w:val="en-US"/>
+        </w:rPr>
+        <w:t>mất mạng</w:t>
+      </w:r>
+      <w:r>
+        <w:t xml:space="preserve">. Bếp giữ ba giá trị: tập </w:t>
       </w:r>
       <w:r>
         <w:rPr>
@@ -20618,7 +20689,16 @@
         <w:t>connection.js</w:t>
       </w:r>
       <w:r>
-        <w:t xml:space="preserve"> giữ kết nối luôn sống: mỗi lần rớt thì chờ theo backoff có jitter rồi kết nối lại và đăng ký lại các đích.</w:t>
+        <w:t xml:space="preserve"> giữ kết nối luôn sống: mỗi lần </w:t>
+      </w:r>
+      <w:r>
+        <w:rPr>
+          <w:lang w:val="en-US"/>
+        </w:rPr>
+        <w:t>mất</w:t>
+      </w:r>
+      <w:r>
+        <w:t xml:space="preserve"> thì chờ theo backoff có jitter rồi kết nối lại và đăng ký lại các đích.</w:t>
       </w:r>
     </w:p>
     <w:p>
